--- a/1-agent-mode-prebuilt-agents/exercise/gapminder-sample-solution.docx
+++ b/1-agent-mode-prebuilt-agents/exercise/gapminder-sample-solution.docx
@@ -65,7 +65,7 @@
         <w:pStyle w:val="Heading2"/>
       </w:pPr>
       <w:r>
-        <w:t>3. Agent Mode Output</w:t>
+        <w:t>3. Edit with Copilot Output</w:t>
       </w:r>
     </w:p>
     <w:p>
